--- a/НИР_ЭДО_ПОЛНЫЙ_АРХИВ/03_ЭДО_в_целом/01_Первый_комплект/05_Китай_ЭДО.docx
+++ b/НИР_ЭДО_ПОЛНЫЙ_АРХИВ/03_ЭДО_в_целом/01_Первый_комплект/05_Китай_ЭДО.docx
@@ -11,6 +11,7 @@
         <w:rPr>
           <w:rFonts w:ascii="Calibri" w:hAnsi="Calibri" w:eastAsia="Calibri"/>
           <w:b/>
+          <w:i w:val="0"/>
           <w:color w:val="1F4E79"/>
           <w:sz w:val="44"/>
         </w:rPr>
@@ -25,10 +26,26 @@
         <w:rPr>
           <w:rFonts w:ascii="Calibri" w:hAnsi="Calibri" w:eastAsia="Calibri"/>
           <w:b w:val="0"/>
+          <w:i w:val="0"/>
           <w:color w:val="535353"/>
           <w:sz w:val="26"/>
         </w:rPr>
         <w:t>Сравнительный обзор с Российской Федерацией</w:t>
+      </w:r>
+    </w:p>
+    <w:p>
+      <w:pPr>
+        <w:spacing w:after="160"/>
+      </w:pPr>
+      <w:r>
+        <w:rPr>
+          <w:rFonts w:ascii="Calibri" w:hAnsi="Calibri" w:eastAsia="Calibri"/>
+          <w:b w:val="0"/>
+          <w:i w:val="0"/>
+          <w:color w:val="535353"/>
+          <w:sz w:val="22"/>
+        </w:rPr>
+        <w:t>Сравнительный анализ зарубежного регулирования электронного документооборота (ЭДО) с правовой моделью Российской Федерации. Актуализация: август 2026 г.</w:t>
       </w:r>
     </w:p>
     <w:p>
@@ -39,10 +56,11 @@
         <w:rPr>
           <w:rFonts w:ascii="Calibri" w:hAnsi="Calibri" w:eastAsia="Calibri"/>
           <w:b w:val="0"/>
+          <w:i/>
           <w:color w:val="535353"/>
-          <w:sz w:val="22"/>
+          <w:sz w:val="20"/>
         </w:rPr>
-        <w:t>Сравнительный анализ зарубежного регулирования электронного документооборота (ЭДО) с правовой моделью Российской Федерации. Актуализация: август 2026 г.</w:t>
+        <w:t>Как проверить. После каждого блока фактов — строка «Проверить» с кликабельной ссылкой на официальный текст закона, судебное решение или первоисточник. Рекомендации («что добавить / не переносить») — выводы автора НИР, но рядом указаны нормы, на которые они опираются. Номера дел не вымышлены.</w:t>
       </w:r>
     </w:p>
     <w:p>
@@ -58,70 +76,700 @@
         <w:rPr>
           <w:rFonts w:ascii="Calibri" w:hAnsi="Calibri" w:eastAsia="Calibri"/>
           <w:b w:val="0"/>
+          <w:i w:val="0"/>
           <w:sz w:val="24"/>
         </w:rPr>
         <w:t>Основные акты: Закон КНР «Об электронной подписи» (2004, изм. 2015, 2019); пересмотренный Морской кодекс (2025); «Положения о содействии и нормировании применения электронных документов» (с 01.09.2026)</w:t>
       </w:r>
     </w:p>
     <w:p>
+      <w:pPr>
+        <w:spacing w:before="0" w:after="200"/>
+      </w:pPr>
       <w:r>
         <w:rPr>
           <w:rFonts w:ascii="Calibri" w:hAnsi="Calibri" w:eastAsia="Calibri"/>
           <w:b w:val="0"/>
+          <w:i/>
+          <w:color w:val="535353"/>
+          <w:sz w:val="18"/>
+        </w:rPr>
+        <w:t xml:space="preserve">Проверить: </w:t>
+      </w:r>
+      <w:hyperlink r:id="rId9">
+        <w:r>
+          <w:rPr>
+            <w:color w:val="0563C1"/>
+            <w:u w:val="single"/>
+            <w:sz w:val="18"/>
+            <w:rFonts w:ascii="Calibri" w:hAnsi="Calibri"/>
+          </w:rPr>
+          <w:t xml:space="preserve">Закон КНР «Об электронной подписи» (WIPO Lex)</w:t>
+        </w:r>
+      </w:hyperlink>
+      <w:r>
+        <w:rPr>
+          <w:rFonts w:ascii="Calibri" w:hAnsi="Calibri" w:eastAsia="Calibri"/>
+          <w:b w:val="0"/>
+          <w:i w:val="0"/>
+          <w:color w:val="535353"/>
+          <w:sz w:val="18"/>
+        </w:rPr>
+        <w:t xml:space="preserve">  ·  </w:t>
+      </w:r>
+      <w:hyperlink r:id="rId10">
+        <w:r>
+          <w:rPr>
+            <w:color w:val="0563C1"/>
+            <w:u w:val="single"/>
+            <w:sz w:val="18"/>
+            <w:rFonts w:ascii="Calibri" w:hAnsi="Calibri"/>
+          </w:rPr>
+          <w:t xml:space="preserve">Положения CAC о электронных документах (анонс, 2026)</w:t>
+        </w:r>
+      </w:hyperlink>
+      <w:r>
+        <w:rPr>
+          <w:rFonts w:ascii="Calibri" w:hAnsi="Calibri" w:eastAsia="Calibri"/>
+          <w:b w:val="0"/>
+          <w:i w:val="0"/>
+          <w:color w:val="535353"/>
+          <w:sz w:val="18"/>
+        </w:rPr>
+        <w:t xml:space="preserve">  ·  </w:t>
+      </w:r>
+      <w:hyperlink r:id="rId11">
+        <w:r>
+          <w:rPr>
+            <w:color w:val="0563C1"/>
+            <w:u w:val="single"/>
+            <w:sz w:val="18"/>
+            <w:rFonts w:ascii="Calibri" w:hAnsi="Calibri"/>
+          </w:rPr>
+          <w:t xml:space="preserve">Reed Smith: China electronic documents provisions, effective 1 September 2026</w:t>
+        </w:r>
+      </w:hyperlink>
+      <w:r>
+        <w:rPr>
+          <w:rFonts w:ascii="Calibri" w:hAnsi="Calibri" w:eastAsia="Calibri"/>
+          <w:b w:val="0"/>
+          <w:i w:val="0"/>
+          <w:color w:val="535353"/>
+          <w:sz w:val="18"/>
+        </w:rPr>
+        <w:t xml:space="preserve">  ·  </w:t>
+      </w:r>
+      <w:hyperlink r:id="rId12">
+        <w:r>
+          <w:rPr>
+            <w:color w:val="0563C1"/>
+            <w:u w:val="single"/>
+            <w:sz w:val="18"/>
+            <w:rFonts w:ascii="Calibri" w:hAnsi="Calibri"/>
+          </w:rPr>
+          <w:t xml:space="preserve">UNCITRAL: статус MLETR (включая Китай, 2025)</w:t>
+        </w:r>
+      </w:hyperlink>
+    </w:p>
+    <w:p>
+      <w:r>
+        <w:rPr>
+          <w:rFonts w:ascii="Calibri" w:hAnsi="Calibri" w:eastAsia="Calibri"/>
+          <w:b w:val="0"/>
+          <w:i w:val="0"/>
           <w:sz w:val="24"/>
         </w:rPr>
         <w:t>Основной акт — Закон КНР «Об электронной подписи» (принят 28.08.2004, в силе с 01.04.2005; изменения 2015 и 2019 гг.).</w:t>
       </w:r>
     </w:p>
     <w:p>
+      <w:pPr>
+        <w:spacing w:before="0" w:after="200"/>
+      </w:pPr>
       <w:r>
         <w:rPr>
           <w:rFonts w:ascii="Calibri" w:hAnsi="Calibri" w:eastAsia="Calibri"/>
           <w:b w:val="0"/>
+          <w:i/>
+          <w:color w:val="535353"/>
+          <w:sz w:val="18"/>
+        </w:rPr>
+        <w:t xml:space="preserve">Проверить: </w:t>
+      </w:r>
+      <w:hyperlink r:id="rId9">
+        <w:r>
+          <w:rPr>
+            <w:color w:val="0563C1"/>
+            <w:u w:val="single"/>
+            <w:sz w:val="18"/>
+            <w:rFonts w:ascii="Calibri" w:hAnsi="Calibri"/>
+          </w:rPr>
+          <w:t xml:space="preserve">Закон КНР «Об электронной подписи» (WIPO Lex)</w:t>
+        </w:r>
+      </w:hyperlink>
+      <w:r>
+        <w:rPr>
+          <w:rFonts w:ascii="Calibri" w:hAnsi="Calibri" w:eastAsia="Calibri"/>
+          <w:b w:val="0"/>
+          <w:i w:val="0"/>
+          <w:color w:val="535353"/>
+          <w:sz w:val="18"/>
+        </w:rPr>
+        <w:t xml:space="preserve">  ·  </w:t>
+      </w:r>
+      <w:hyperlink r:id="rId10">
+        <w:r>
+          <w:rPr>
+            <w:color w:val="0563C1"/>
+            <w:u w:val="single"/>
+            <w:sz w:val="18"/>
+            <w:rFonts w:ascii="Calibri" w:hAnsi="Calibri"/>
+          </w:rPr>
+          <w:t xml:space="preserve">Положения CAC о электронных документах (анонс, 2026)</w:t>
+        </w:r>
+      </w:hyperlink>
+      <w:r>
+        <w:rPr>
+          <w:rFonts w:ascii="Calibri" w:hAnsi="Calibri" w:eastAsia="Calibri"/>
+          <w:b w:val="0"/>
+          <w:i w:val="0"/>
+          <w:color w:val="535353"/>
+          <w:sz w:val="18"/>
+        </w:rPr>
+        <w:t xml:space="preserve">  ·  </w:t>
+      </w:r>
+      <w:hyperlink r:id="rId11">
+        <w:r>
+          <w:rPr>
+            <w:color w:val="0563C1"/>
+            <w:u w:val="single"/>
+            <w:sz w:val="18"/>
+            <w:rFonts w:ascii="Calibri" w:hAnsi="Calibri"/>
+          </w:rPr>
+          <w:t xml:space="preserve">Reed Smith: China electronic documents provisions, effective 1 September 2026</w:t>
+        </w:r>
+      </w:hyperlink>
+      <w:r>
+        <w:rPr>
+          <w:rFonts w:ascii="Calibri" w:hAnsi="Calibri" w:eastAsia="Calibri"/>
+          <w:b w:val="0"/>
+          <w:i w:val="0"/>
+          <w:color w:val="535353"/>
+          <w:sz w:val="18"/>
+        </w:rPr>
+        <w:t xml:space="preserve">  ·  </w:t>
+      </w:r>
+      <w:hyperlink r:id="rId12">
+        <w:r>
+          <w:rPr>
+            <w:color w:val="0563C1"/>
+            <w:u w:val="single"/>
+            <w:sz w:val="18"/>
+            <w:rFonts w:ascii="Calibri" w:hAnsi="Calibri"/>
+          </w:rPr>
+          <w:t xml:space="preserve">UNCITRAL: статус MLETR (включая Китай, 2025)</w:t>
+        </w:r>
+      </w:hyperlink>
+    </w:p>
+    <w:p>
+      <w:r>
+        <w:rPr>
+          <w:rFonts w:ascii="Calibri" w:hAnsi="Calibri" w:eastAsia="Calibri"/>
+          <w:b w:val="0"/>
+          <w:i w:val="0"/>
           <w:sz w:val="24"/>
         </w:rPr>
         <w:t>Стороны вправе договориться об использовании электронной подписи и цифровых сообщений; юридическая сила не отрицается только из‑за электронной формы.</w:t>
       </w:r>
     </w:p>
     <w:p>
+      <w:pPr>
+        <w:spacing w:before="0" w:after="200"/>
+      </w:pPr>
       <w:r>
         <w:rPr>
           <w:rFonts w:ascii="Calibri" w:hAnsi="Calibri" w:eastAsia="Calibri"/>
           <w:b w:val="0"/>
+          <w:i/>
+          <w:color w:val="535353"/>
+          <w:sz w:val="18"/>
+        </w:rPr>
+        <w:t xml:space="preserve">Проверить: </w:t>
+      </w:r>
+      <w:hyperlink r:id="rId9">
+        <w:r>
+          <w:rPr>
+            <w:color w:val="0563C1"/>
+            <w:u w:val="single"/>
+            <w:sz w:val="18"/>
+            <w:rFonts w:ascii="Calibri" w:hAnsi="Calibri"/>
+          </w:rPr>
+          <w:t xml:space="preserve">Закон КНР «Об электронной подписи» (WIPO Lex)</w:t>
+        </w:r>
+      </w:hyperlink>
+      <w:r>
+        <w:rPr>
+          <w:rFonts w:ascii="Calibri" w:hAnsi="Calibri" w:eastAsia="Calibri"/>
+          <w:b w:val="0"/>
+          <w:i w:val="0"/>
+          <w:color w:val="535353"/>
+          <w:sz w:val="18"/>
+        </w:rPr>
+        <w:t xml:space="preserve">  ·  </w:t>
+      </w:r>
+      <w:hyperlink r:id="rId10">
+        <w:r>
+          <w:rPr>
+            <w:color w:val="0563C1"/>
+            <w:u w:val="single"/>
+            <w:sz w:val="18"/>
+            <w:rFonts w:ascii="Calibri" w:hAnsi="Calibri"/>
+          </w:rPr>
+          <w:t xml:space="preserve">Положения CAC о электронных документах (анонс, 2026)</w:t>
+        </w:r>
+      </w:hyperlink>
+      <w:r>
+        <w:rPr>
+          <w:rFonts w:ascii="Calibri" w:hAnsi="Calibri" w:eastAsia="Calibri"/>
+          <w:b w:val="0"/>
+          <w:i w:val="0"/>
+          <w:color w:val="535353"/>
+          <w:sz w:val="18"/>
+        </w:rPr>
+        <w:t xml:space="preserve">  ·  </w:t>
+      </w:r>
+      <w:hyperlink r:id="rId11">
+        <w:r>
+          <w:rPr>
+            <w:color w:val="0563C1"/>
+            <w:u w:val="single"/>
+            <w:sz w:val="18"/>
+            <w:rFonts w:ascii="Calibri" w:hAnsi="Calibri"/>
+          </w:rPr>
+          <w:t xml:space="preserve">Reed Smith: China electronic documents provisions, effective 1 September 2026</w:t>
+        </w:r>
+      </w:hyperlink>
+      <w:r>
+        <w:rPr>
+          <w:rFonts w:ascii="Calibri" w:hAnsi="Calibri" w:eastAsia="Calibri"/>
+          <w:b w:val="0"/>
+          <w:i w:val="0"/>
+          <w:color w:val="535353"/>
+          <w:sz w:val="18"/>
+        </w:rPr>
+        <w:t xml:space="preserve">  ·  </w:t>
+      </w:r>
+      <w:hyperlink r:id="rId12">
+        <w:r>
+          <w:rPr>
+            <w:color w:val="0563C1"/>
+            <w:u w:val="single"/>
+            <w:sz w:val="18"/>
+            <w:rFonts w:ascii="Calibri" w:hAnsi="Calibri"/>
+          </w:rPr>
+          <w:t xml:space="preserve">UNCITRAL: статус MLETR (включая Китай, 2025)</w:t>
+        </w:r>
+      </w:hyperlink>
+    </w:p>
+    <w:p>
+      <w:r>
+        <w:rPr>
+          <w:rFonts w:ascii="Calibri" w:hAnsi="Calibri" w:eastAsia="Calibri"/>
+          <w:b w:val="0"/>
+          <w:i w:val="0"/>
           <w:sz w:val="24"/>
         </w:rPr>
         <w:t>«Надёжная» электронная подпись при выполнении критериев закона (контроль средства создания подписи, обнаружение изменений и др.) имеет силу, сопоставимую с собственноручной подписью или печатью.</w:t>
       </w:r>
     </w:p>
     <w:p>
+      <w:pPr>
+        <w:spacing w:before="0" w:after="200"/>
+      </w:pPr>
       <w:r>
         <w:rPr>
           <w:rFonts w:ascii="Calibri" w:hAnsi="Calibri" w:eastAsia="Calibri"/>
           <w:b w:val="0"/>
+          <w:i/>
+          <w:color w:val="535353"/>
+          <w:sz w:val="18"/>
+        </w:rPr>
+        <w:t xml:space="preserve">Проверить: </w:t>
+      </w:r>
+      <w:hyperlink r:id="rId9">
+        <w:r>
+          <w:rPr>
+            <w:color w:val="0563C1"/>
+            <w:u w:val="single"/>
+            <w:sz w:val="18"/>
+            <w:rFonts w:ascii="Calibri" w:hAnsi="Calibri"/>
+          </w:rPr>
+          <w:t xml:space="preserve">Закон КНР «Об электронной подписи» (WIPO Lex)</w:t>
+        </w:r>
+      </w:hyperlink>
+      <w:r>
+        <w:rPr>
+          <w:rFonts w:ascii="Calibri" w:hAnsi="Calibri" w:eastAsia="Calibri"/>
+          <w:b w:val="0"/>
+          <w:i w:val="0"/>
+          <w:color w:val="535353"/>
+          <w:sz w:val="18"/>
+        </w:rPr>
+        <w:t xml:space="preserve">  ·  </w:t>
+      </w:r>
+      <w:hyperlink r:id="rId10">
+        <w:r>
+          <w:rPr>
+            <w:color w:val="0563C1"/>
+            <w:u w:val="single"/>
+            <w:sz w:val="18"/>
+            <w:rFonts w:ascii="Calibri" w:hAnsi="Calibri"/>
+          </w:rPr>
+          <w:t xml:space="preserve">Положения CAC о электронных документах (анонс, 2026)</w:t>
+        </w:r>
+      </w:hyperlink>
+      <w:r>
+        <w:rPr>
+          <w:rFonts w:ascii="Calibri" w:hAnsi="Calibri" w:eastAsia="Calibri"/>
+          <w:b w:val="0"/>
+          <w:i w:val="0"/>
+          <w:color w:val="535353"/>
+          <w:sz w:val="18"/>
+        </w:rPr>
+        <w:t xml:space="preserve">  ·  </w:t>
+      </w:r>
+      <w:hyperlink r:id="rId11">
+        <w:r>
+          <w:rPr>
+            <w:color w:val="0563C1"/>
+            <w:u w:val="single"/>
+            <w:sz w:val="18"/>
+            <w:rFonts w:ascii="Calibri" w:hAnsi="Calibri"/>
+          </w:rPr>
+          <w:t xml:space="preserve">Reed Smith: China electronic documents provisions, effective 1 September 2026</w:t>
+        </w:r>
+      </w:hyperlink>
+      <w:r>
+        <w:rPr>
+          <w:rFonts w:ascii="Calibri" w:hAnsi="Calibri" w:eastAsia="Calibri"/>
+          <w:b w:val="0"/>
+          <w:i w:val="0"/>
+          <w:color w:val="535353"/>
+          <w:sz w:val="18"/>
+        </w:rPr>
+        <w:t xml:space="preserve">  ·  </w:t>
+      </w:r>
+      <w:hyperlink r:id="rId12">
+        <w:r>
+          <w:rPr>
+            <w:color w:val="0563C1"/>
+            <w:u w:val="single"/>
+            <w:sz w:val="18"/>
+            <w:rFonts w:ascii="Calibri" w:hAnsi="Calibri"/>
+          </w:rPr>
+          <w:t xml:space="preserve">UNCITRAL: статус MLETR (включая Китай, 2025)</w:t>
+        </w:r>
+      </w:hyperlink>
+    </w:p>
+    <w:p>
+      <w:r>
+        <w:rPr>
+          <w:rFonts w:ascii="Calibri" w:hAnsi="Calibri" w:eastAsia="Calibri"/>
+          <w:b w:val="0"/>
+          <w:i w:val="0"/>
           <w:sz w:val="24"/>
         </w:rPr>
         <w:t>Услуги электронной сертификации лицензируются. Иностранные сертификаты признаются по международному соглашению или принципу взаимности после одобрения компетентного органа.</w:t>
       </w:r>
     </w:p>
     <w:p>
+      <w:pPr>
+        <w:spacing w:before="0" w:after="200"/>
+      </w:pPr>
       <w:r>
         <w:rPr>
           <w:rFonts w:ascii="Calibri" w:hAnsi="Calibri" w:eastAsia="Calibri"/>
           <w:b w:val="0"/>
+          <w:i/>
+          <w:color w:val="535353"/>
+          <w:sz w:val="18"/>
+        </w:rPr>
+        <w:t xml:space="preserve">Проверить: </w:t>
+      </w:r>
+      <w:hyperlink r:id="rId9">
+        <w:r>
+          <w:rPr>
+            <w:color w:val="0563C1"/>
+            <w:u w:val="single"/>
+            <w:sz w:val="18"/>
+            <w:rFonts w:ascii="Calibri" w:hAnsi="Calibri"/>
+          </w:rPr>
+          <w:t xml:space="preserve">Закон КНР «Об электронной подписи» (WIPO Lex)</w:t>
+        </w:r>
+      </w:hyperlink>
+      <w:r>
+        <w:rPr>
+          <w:rFonts w:ascii="Calibri" w:hAnsi="Calibri" w:eastAsia="Calibri"/>
+          <w:b w:val="0"/>
+          <w:i w:val="0"/>
+          <w:color w:val="535353"/>
+          <w:sz w:val="18"/>
+        </w:rPr>
+        <w:t xml:space="preserve">  ·  </w:t>
+      </w:r>
+      <w:hyperlink r:id="rId10">
+        <w:r>
+          <w:rPr>
+            <w:color w:val="0563C1"/>
+            <w:u w:val="single"/>
+            <w:sz w:val="18"/>
+            <w:rFonts w:ascii="Calibri" w:hAnsi="Calibri"/>
+          </w:rPr>
+          <w:t xml:space="preserve">Положения CAC о электронных документах (анонс, 2026)</w:t>
+        </w:r>
+      </w:hyperlink>
+      <w:r>
+        <w:rPr>
+          <w:rFonts w:ascii="Calibri" w:hAnsi="Calibri" w:eastAsia="Calibri"/>
+          <w:b w:val="0"/>
+          <w:i w:val="0"/>
+          <w:color w:val="535353"/>
+          <w:sz w:val="18"/>
+        </w:rPr>
+        <w:t xml:space="preserve">  ·  </w:t>
+      </w:r>
+      <w:hyperlink r:id="rId11">
+        <w:r>
+          <w:rPr>
+            <w:color w:val="0563C1"/>
+            <w:u w:val="single"/>
+            <w:sz w:val="18"/>
+            <w:rFonts w:ascii="Calibri" w:hAnsi="Calibri"/>
+          </w:rPr>
+          <w:t xml:space="preserve">Reed Smith: China electronic documents provisions, effective 1 September 2026</w:t>
+        </w:r>
+      </w:hyperlink>
+      <w:r>
+        <w:rPr>
+          <w:rFonts w:ascii="Calibri" w:hAnsi="Calibri" w:eastAsia="Calibri"/>
+          <w:b w:val="0"/>
+          <w:i w:val="0"/>
+          <w:color w:val="535353"/>
+          <w:sz w:val="18"/>
+        </w:rPr>
+        <w:t xml:space="preserve">  ·  </w:t>
+      </w:r>
+      <w:hyperlink r:id="rId12">
+        <w:r>
+          <w:rPr>
+            <w:color w:val="0563C1"/>
+            <w:u w:val="single"/>
+            <w:sz w:val="18"/>
+            <w:rFonts w:ascii="Calibri" w:hAnsi="Calibri"/>
+          </w:rPr>
+          <w:t xml:space="preserve">UNCITRAL: статус MLETR (включая Китай, 2025)</w:t>
+        </w:r>
+      </w:hyperlink>
+    </w:p>
+    <w:p>
+      <w:r>
+        <w:rPr>
+          <w:rFonts w:ascii="Calibri" w:hAnsi="Calibri" w:eastAsia="Calibri"/>
+          <w:b w:val="0"/>
+          <w:i w:val="0"/>
           <w:sz w:val="24"/>
         </w:rPr>
         <w:t>Закон прямо исключает ряд категорий: брачно‑семейные отношения, наследование, передача прав на недвижимость, отдельные коммунальные уведомления и др.</w:t>
       </w:r>
     </w:p>
     <w:p>
+      <w:pPr>
+        <w:spacing w:before="0" w:after="200"/>
+      </w:pPr>
       <w:r>
         <w:rPr>
           <w:rFonts w:ascii="Calibri" w:hAnsi="Calibri" w:eastAsia="Calibri"/>
           <w:b w:val="0"/>
+          <w:i/>
+          <w:color w:val="535353"/>
+          <w:sz w:val="18"/>
+        </w:rPr>
+        <w:t xml:space="preserve">Проверить: </w:t>
+      </w:r>
+      <w:hyperlink r:id="rId9">
+        <w:r>
+          <w:rPr>
+            <w:color w:val="0563C1"/>
+            <w:u w:val="single"/>
+            <w:sz w:val="18"/>
+            <w:rFonts w:ascii="Calibri" w:hAnsi="Calibri"/>
+          </w:rPr>
+          <w:t xml:space="preserve">Закон КНР «Об электронной подписи» (WIPO Lex)</w:t>
+        </w:r>
+      </w:hyperlink>
+      <w:r>
+        <w:rPr>
+          <w:rFonts w:ascii="Calibri" w:hAnsi="Calibri" w:eastAsia="Calibri"/>
+          <w:b w:val="0"/>
+          <w:i w:val="0"/>
+          <w:color w:val="535353"/>
+          <w:sz w:val="18"/>
+        </w:rPr>
+        <w:t xml:space="preserve">  ·  </w:t>
+      </w:r>
+      <w:hyperlink r:id="rId10">
+        <w:r>
+          <w:rPr>
+            <w:color w:val="0563C1"/>
+            <w:u w:val="single"/>
+            <w:sz w:val="18"/>
+            <w:rFonts w:ascii="Calibri" w:hAnsi="Calibri"/>
+          </w:rPr>
+          <w:t xml:space="preserve">Положения CAC о электронных документах (анонс, 2026)</w:t>
+        </w:r>
+      </w:hyperlink>
+      <w:r>
+        <w:rPr>
+          <w:rFonts w:ascii="Calibri" w:hAnsi="Calibri" w:eastAsia="Calibri"/>
+          <w:b w:val="0"/>
+          <w:i w:val="0"/>
+          <w:color w:val="535353"/>
+          <w:sz w:val="18"/>
+        </w:rPr>
+        <w:t xml:space="preserve">  ·  </w:t>
+      </w:r>
+      <w:hyperlink r:id="rId11">
+        <w:r>
+          <w:rPr>
+            <w:color w:val="0563C1"/>
+            <w:u w:val="single"/>
+            <w:sz w:val="18"/>
+            <w:rFonts w:ascii="Calibri" w:hAnsi="Calibri"/>
+          </w:rPr>
+          <w:t xml:space="preserve">Reed Smith: China electronic documents provisions, effective 1 September 2026</w:t>
+        </w:r>
+      </w:hyperlink>
+      <w:r>
+        <w:rPr>
+          <w:rFonts w:ascii="Calibri" w:hAnsi="Calibri" w:eastAsia="Calibri"/>
+          <w:b w:val="0"/>
+          <w:i w:val="0"/>
+          <w:color w:val="535353"/>
+          <w:sz w:val="18"/>
+        </w:rPr>
+        <w:t xml:space="preserve">  ·  </w:t>
+      </w:r>
+      <w:hyperlink r:id="rId12">
+        <w:r>
+          <w:rPr>
+            <w:color w:val="0563C1"/>
+            <w:u w:val="single"/>
+            <w:sz w:val="18"/>
+            <w:rFonts w:ascii="Calibri" w:hAnsi="Calibri"/>
+          </w:rPr>
+          <w:t xml:space="preserve">UNCITRAL: статус MLETR (включая Китай, 2025)</w:t>
+        </w:r>
+      </w:hyperlink>
+    </w:p>
+    <w:p>
+      <w:r>
+        <w:rPr>
+          <w:rFonts w:ascii="Calibri" w:hAnsi="Calibri" w:eastAsia="Calibri"/>
+          <w:b w:val="0"/>
+          <w:i w:val="0"/>
           <w:sz w:val="24"/>
         </w:rPr>
         <w:t>Новый слой 2025–2026: пересмотренный Морской кодекс КНР ввёл главу об электронных транспортных записях (в т.ч. электронных коносаментах) на принципах функциональной эквивалентности. «Положения о содействии и нормировании применения электронных документов» (CAC) вступают в силу 01.09.2026 и задают критерии надёжности систем электронных документов. UNCITRAL учитывает Китай среди юрисдикций, законодательство которых основано на MLETR или находится под его влиянием (2025).</w:t>
       </w:r>
+    </w:p>
+    <w:p>
+      <w:pPr>
+        <w:spacing w:before="0" w:after="200"/>
+      </w:pPr>
+      <w:r>
+        <w:rPr>
+          <w:rFonts w:ascii="Calibri" w:hAnsi="Calibri" w:eastAsia="Calibri"/>
+          <w:b w:val="0"/>
+          <w:i/>
+          <w:color w:val="535353"/>
+          <w:sz w:val="18"/>
+        </w:rPr>
+        <w:t xml:space="preserve">Проверить: </w:t>
+      </w:r>
+      <w:hyperlink r:id="rId9">
+        <w:r>
+          <w:rPr>
+            <w:color w:val="0563C1"/>
+            <w:u w:val="single"/>
+            <w:sz w:val="18"/>
+            <w:rFonts w:ascii="Calibri" w:hAnsi="Calibri"/>
+          </w:rPr>
+          <w:t xml:space="preserve">Закон КНР «Об электронной подписи» (WIPO Lex)</w:t>
+        </w:r>
+      </w:hyperlink>
+      <w:r>
+        <w:rPr>
+          <w:rFonts w:ascii="Calibri" w:hAnsi="Calibri" w:eastAsia="Calibri"/>
+          <w:b w:val="0"/>
+          <w:i w:val="0"/>
+          <w:color w:val="535353"/>
+          <w:sz w:val="18"/>
+        </w:rPr>
+        <w:t xml:space="preserve">  ·  </w:t>
+      </w:r>
+      <w:hyperlink r:id="rId10">
+        <w:r>
+          <w:rPr>
+            <w:color w:val="0563C1"/>
+            <w:u w:val="single"/>
+            <w:sz w:val="18"/>
+            <w:rFonts w:ascii="Calibri" w:hAnsi="Calibri"/>
+          </w:rPr>
+          <w:t xml:space="preserve">Положения CAC о электронных документах (анонс, 2026)</w:t>
+        </w:r>
+      </w:hyperlink>
+      <w:r>
+        <w:rPr>
+          <w:rFonts w:ascii="Calibri" w:hAnsi="Calibri" w:eastAsia="Calibri"/>
+          <w:b w:val="0"/>
+          <w:i w:val="0"/>
+          <w:color w:val="535353"/>
+          <w:sz w:val="18"/>
+        </w:rPr>
+        <w:t xml:space="preserve">  ·  </w:t>
+      </w:r>
+      <w:hyperlink r:id="rId11">
+        <w:r>
+          <w:rPr>
+            <w:color w:val="0563C1"/>
+            <w:u w:val="single"/>
+            <w:sz w:val="18"/>
+            <w:rFonts w:ascii="Calibri" w:hAnsi="Calibri"/>
+          </w:rPr>
+          <w:t xml:space="preserve">Reed Smith: China electronic documents provisions, effective 1 September 2026</w:t>
+        </w:r>
+      </w:hyperlink>
+      <w:r>
+        <w:rPr>
+          <w:rFonts w:ascii="Calibri" w:hAnsi="Calibri" w:eastAsia="Calibri"/>
+          <w:b w:val="0"/>
+          <w:i w:val="0"/>
+          <w:color w:val="535353"/>
+          <w:sz w:val="18"/>
+        </w:rPr>
+        <w:t xml:space="preserve">  ·  </w:t>
+      </w:r>
+      <w:hyperlink r:id="rId12">
+        <w:r>
+          <w:rPr>
+            <w:color w:val="0563C1"/>
+            <w:u w:val="single"/>
+            <w:sz w:val="18"/>
+            <w:rFonts w:ascii="Calibri" w:hAnsi="Calibri"/>
+          </w:rPr>
+          <w:t xml:space="preserve">UNCITRAL: статус MLETR (включая Китай, 2025)</w:t>
+        </w:r>
+      </w:hyperlink>
     </w:p>
     <w:p>
       <w:pPr>
@@ -139,6 +787,7 @@
         <w:rPr>
           <w:rFonts w:ascii="Calibri" w:hAnsi="Calibri" w:eastAsia="Calibri"/>
           <w:b w:val="0"/>
+          <w:i w:val="0"/>
           <w:sz w:val="24"/>
         </w:rPr>
         <w:t>Договорная основа использования ЭП + критерии «надёжной» подписи.</w:t>
@@ -152,6 +801,7 @@
         <w:rPr>
           <w:rFonts w:ascii="Calibri" w:hAnsi="Calibri" w:eastAsia="Calibri"/>
           <w:b w:val="0"/>
+          <w:i w:val="0"/>
           <w:sz w:val="24"/>
         </w:rPr>
         <w:t>Лицензирование провайдеров сертификации.</w:t>
@@ -165,6 +815,7 @@
         <w:rPr>
           <w:rFonts w:ascii="Calibri" w:hAnsi="Calibri" w:eastAsia="Calibri"/>
           <w:b w:val="0"/>
+          <w:i w:val="0"/>
           <w:sz w:val="24"/>
         </w:rPr>
         <w:t>Признание иностранных сертификатов через взаимность/договор, а не автоматически.</w:t>
@@ -178,6 +829,7 @@
         <w:rPr>
           <w:rFonts w:ascii="Calibri" w:hAnsi="Calibri" w:eastAsia="Calibri"/>
           <w:b w:val="0"/>
+          <w:i w:val="0"/>
           <w:sz w:val="24"/>
         </w:rPr>
         <w:t>Чёткий список исключений электронной формы.</w:t>
@@ -191,10 +843,100 @@
         <w:rPr>
           <w:rFonts w:ascii="Calibri" w:hAnsi="Calibri" w:eastAsia="Calibri"/>
           <w:b w:val="0"/>
+          <w:i w:val="0"/>
           <w:sz w:val="24"/>
         </w:rPr>
         <w:t>С 2026 — отдельный режим электронных транспортных и складских документов, а не только «подписи на договоре».</w:t>
       </w:r>
+    </w:p>
+    <w:p>
+      <w:pPr>
+        <w:spacing w:before="0" w:after="200"/>
+      </w:pPr>
+      <w:r>
+        <w:rPr>
+          <w:rFonts w:ascii="Calibri" w:hAnsi="Calibri" w:eastAsia="Calibri"/>
+          <w:b w:val="0"/>
+          <w:i/>
+          <w:color w:val="535353"/>
+          <w:sz w:val="18"/>
+        </w:rPr>
+        <w:t xml:space="preserve">Проверить: </w:t>
+      </w:r>
+      <w:hyperlink r:id="rId9">
+        <w:r>
+          <w:rPr>
+            <w:color w:val="0563C1"/>
+            <w:u w:val="single"/>
+            <w:sz w:val="18"/>
+            <w:rFonts w:ascii="Calibri" w:hAnsi="Calibri"/>
+          </w:rPr>
+          <w:t xml:space="preserve">Закон КНР «Об электронной подписи» (WIPO Lex)</w:t>
+        </w:r>
+      </w:hyperlink>
+      <w:r>
+        <w:rPr>
+          <w:rFonts w:ascii="Calibri" w:hAnsi="Calibri" w:eastAsia="Calibri"/>
+          <w:b w:val="0"/>
+          <w:i w:val="0"/>
+          <w:color w:val="535353"/>
+          <w:sz w:val="18"/>
+        </w:rPr>
+        <w:t xml:space="preserve">  ·  </w:t>
+      </w:r>
+      <w:hyperlink r:id="rId10">
+        <w:r>
+          <w:rPr>
+            <w:color w:val="0563C1"/>
+            <w:u w:val="single"/>
+            <w:sz w:val="18"/>
+            <w:rFonts w:ascii="Calibri" w:hAnsi="Calibri"/>
+          </w:rPr>
+          <w:t xml:space="preserve">Положения CAC о электронных документах (анонс, 2026)</w:t>
+        </w:r>
+      </w:hyperlink>
+      <w:r>
+        <w:rPr>
+          <w:rFonts w:ascii="Calibri" w:hAnsi="Calibri" w:eastAsia="Calibri"/>
+          <w:b w:val="0"/>
+          <w:i w:val="0"/>
+          <w:color w:val="535353"/>
+          <w:sz w:val="18"/>
+        </w:rPr>
+        <w:t xml:space="preserve">  ·  </w:t>
+      </w:r>
+      <w:hyperlink r:id="rId11">
+        <w:r>
+          <w:rPr>
+            <w:color w:val="0563C1"/>
+            <w:u w:val="single"/>
+            <w:sz w:val="18"/>
+            <w:rFonts w:ascii="Calibri" w:hAnsi="Calibri"/>
+          </w:rPr>
+          <w:t xml:space="preserve">Reed Smith: China electronic documents provisions, effective 1 September 2026</w:t>
+        </w:r>
+      </w:hyperlink>
+      <w:r>
+        <w:rPr>
+          <w:rFonts w:ascii="Calibri" w:hAnsi="Calibri" w:eastAsia="Calibri"/>
+          <w:b w:val="0"/>
+          <w:i w:val="0"/>
+          <w:color w:val="535353"/>
+          <w:sz w:val="18"/>
+        </w:rPr>
+        <w:t xml:space="preserve">  ·  </w:t>
+      </w:r>
+      <w:hyperlink r:id="rId12">
+        <w:r>
+          <w:rPr>
+            <w:color w:val="0563C1"/>
+            <w:u w:val="single"/>
+            <w:sz w:val="18"/>
+            <w:rFonts w:ascii="Calibri" w:hAnsi="Calibri"/>
+          </w:rPr>
+          <w:t xml:space="preserve">UNCITRAL: статус MLETR (включая Китай, 2025)</w:t>
+        </w:r>
+      </w:hyperlink>
     </w:p>
     <w:p>
       <w:pPr>
@@ -212,6 +954,7 @@
         <w:rPr>
           <w:rFonts w:ascii="Calibri" w:hAnsi="Calibri" w:eastAsia="Calibri"/>
           <w:b w:val="0"/>
+          <w:i w:val="0"/>
           <w:sz w:val="24"/>
         </w:rPr>
         <w:t>Юридическая сила электронного документа и подписи — прежде всего ФЗ от 06.04.2011 № 63‑ФЗ (ПЭП / УНЭП / УКЭП).</w:t>
@@ -225,6 +968,7 @@
         <w:rPr>
           <w:rFonts w:ascii="Calibri" w:hAnsi="Calibri" w:eastAsia="Calibri"/>
           <w:b w:val="0"/>
+          <w:i w:val="0"/>
           <w:sz w:val="24"/>
         </w:rPr>
         <w:t>B2B‑ЭДО (счета‑фактуры, УПД и др.) — через операторов ЭДО и отраслевые требования ФНС / Минфина.</w:t>
@@ -238,6 +982,7 @@
         <w:rPr>
           <w:rFonts w:ascii="Calibri" w:hAnsi="Calibri" w:eastAsia="Calibri"/>
           <w:b w:val="0"/>
+          <w:i w:val="0"/>
           <w:sz w:val="24"/>
         </w:rPr>
         <w:t>Кадровый ЭДО — ст. 22.1–22.3 ТК РФ (согласие работника, виды ЭП, исключения).</w:t>
@@ -251,6 +996,7 @@
         <w:rPr>
           <w:rFonts w:ascii="Calibri" w:hAnsi="Calibri" w:eastAsia="Calibri"/>
           <w:b w:val="0"/>
+          <w:i w:val="0"/>
           <w:sz w:val="24"/>
         </w:rPr>
         <w:t>Трансграничное признание иностранных ЭП — ст. 7 63‑ФЗ: международные договоры, соглашение сторон, существенная эквивалентность; в ЕАЭС — через службу доверенной третьей стороны (ДТС).</w:t>
@@ -264,16 +1010,107 @@
         <w:rPr>
           <w:rFonts w:ascii="Calibri" w:hAnsi="Calibri" w:eastAsia="Calibri"/>
           <w:b w:val="0"/>
+          <w:i w:val="0"/>
           <w:sz w:val="24"/>
         </w:rPr>
         <w:t>С августа 2026: ФЗ от 04.08.2026 № 315‑ФЗ — правила УКЭП для международных (межправительственных) организаций и их филиалов/представительств в РФ; квалифицированный сертификат выдаёт УЦ ФНС России.</w:t>
       </w:r>
     </w:p>
     <w:p>
+      <w:pPr>
+        <w:spacing w:before="0" w:after="200"/>
+      </w:pPr>
       <w:r>
         <w:rPr>
           <w:rFonts w:ascii="Calibri" w:hAnsi="Calibri" w:eastAsia="Calibri"/>
           <w:b w:val="0"/>
+          <w:i/>
+          <w:color w:val="535353"/>
+          <w:sz w:val="18"/>
+        </w:rPr>
+        <w:t xml:space="preserve">Проверить: </w:t>
+      </w:r>
+      <w:hyperlink r:id="rId13">
+        <w:r>
+          <w:rPr>
+            <w:color w:val="0563C1"/>
+            <w:u w:val="single"/>
+            <w:sz w:val="18"/>
+            <w:rFonts w:ascii="Calibri" w:hAnsi="Calibri"/>
+          </w:rPr>
+          <w:t xml:space="preserve">ФЗ от 06.04.2011 № 63‑ФЗ «Об электронной подписи»</w:t>
+        </w:r>
+      </w:hyperlink>
+      <w:r>
+        <w:rPr>
+          <w:rFonts w:ascii="Calibri" w:hAnsi="Calibri" w:eastAsia="Calibri"/>
+          <w:b w:val="0"/>
+          <w:i w:val="0"/>
+          <w:color w:val="535353"/>
+          <w:sz w:val="18"/>
+        </w:rPr>
+        <w:t xml:space="preserve">  ·  </w:t>
+      </w:r>
+      <w:hyperlink r:id="rId14">
+        <w:r>
+          <w:rPr>
+            <w:color w:val="0563C1"/>
+            <w:u w:val="single"/>
+            <w:sz w:val="18"/>
+            <w:rFonts w:ascii="Calibri" w:hAnsi="Calibri"/>
+          </w:rPr>
+          <w:t xml:space="preserve">ТК РФ, ст. 22.1–22.3 (кадровый ЭДО)</w:t>
+        </w:r>
+      </w:hyperlink>
+      <w:r>
+        <w:rPr>
+          <w:rFonts w:ascii="Calibri" w:hAnsi="Calibri" w:eastAsia="Calibri"/>
+          <w:b w:val="0"/>
+          <w:i w:val="0"/>
+          <w:color w:val="535353"/>
+          <w:sz w:val="18"/>
+        </w:rPr>
+        <w:t xml:space="preserve">  ·  </w:t>
+      </w:r>
+      <w:hyperlink r:id="rId15">
+        <w:r>
+          <w:rPr>
+            <w:color w:val="0563C1"/>
+            <w:u w:val="single"/>
+            <w:sz w:val="18"/>
+            <w:rFonts w:ascii="Calibri" w:hAnsi="Calibri"/>
+          </w:rPr>
+          <w:t xml:space="preserve">ФЗ от 04.08.2026 № 315‑ФЗ (УКЭП международных организаций)</w:t>
+        </w:r>
+      </w:hyperlink>
+      <w:r>
+        <w:rPr>
+          <w:rFonts w:ascii="Calibri" w:hAnsi="Calibri" w:eastAsia="Calibri"/>
+          <w:b w:val="0"/>
+          <w:i w:val="0"/>
+          <w:color w:val="535353"/>
+          <w:sz w:val="18"/>
+        </w:rPr>
+        <w:t xml:space="preserve">  ·  </w:t>
+      </w:r>
+      <w:hyperlink r:id="rId16">
+        <w:r>
+          <w:rPr>
+            <w:color w:val="0563C1"/>
+            <w:u w:val="single"/>
+            <w:sz w:val="18"/>
+            <w:rFonts w:ascii="Calibri" w:hAnsi="Calibri"/>
+          </w:rPr>
+          <w:t xml:space="preserve">Решение Коллегии ЕЭК от 22.08.2023 № 120 (ДТС ЕАЭС)</w:t>
+        </w:r>
+      </w:hyperlink>
+    </w:p>
+    <w:p>
+      <w:r>
+        <w:rPr>
+          <w:rFonts w:ascii="Calibri" w:hAnsi="Calibri" w:eastAsia="Calibri"/>
+          <w:b w:val="0"/>
+          <w:i w:val="0"/>
           <w:sz w:val="24"/>
         </w:rPr>
         <w:t>Источники по РФ (для сверки):</w:t>
@@ -287,11 +1124,12 @@
         <w:rPr>
           <w:rFonts w:ascii="Calibri" w:hAnsi="Calibri" w:eastAsia="Calibri"/>
           <w:b w:val="0"/>
+          <w:i w:val="0"/>
           <w:sz w:val="22"/>
         </w:rPr>
         <w:t xml:space="preserve">ФЗ от 06.04.2011 № 63‑ФЗ «Об электронной подписи»: </w:t>
       </w:r>
-      <w:hyperlink r:id="rId9">
+      <w:hyperlink r:id="rId13">
         <w:r>
           <w:rPr>
             <w:color w:val="0563C1"/>
@@ -311,11 +1149,12 @@
         <w:rPr>
           <w:rFonts w:ascii="Calibri" w:hAnsi="Calibri" w:eastAsia="Calibri"/>
           <w:b w:val="0"/>
+          <w:i w:val="0"/>
           <w:sz w:val="22"/>
         </w:rPr>
         <w:t xml:space="preserve">ТК РФ, ст. 22.1–22.3 (кадровый ЭДО): </w:t>
       </w:r>
-      <w:hyperlink r:id="rId10">
+      <w:hyperlink r:id="rId14">
         <w:r>
           <w:rPr>
             <w:color w:val="0563C1"/>
@@ -335,11 +1174,12 @@
         <w:rPr>
           <w:rFonts w:ascii="Calibri" w:hAnsi="Calibri" w:eastAsia="Calibri"/>
           <w:b w:val="0"/>
+          <w:i w:val="0"/>
           <w:sz w:val="22"/>
         </w:rPr>
         <w:t xml:space="preserve">ФЗ от 04.08.2026 № 315‑ФЗ (УКЭП международных организаций): </w:t>
       </w:r>
-      <w:hyperlink r:id="rId11">
+      <w:hyperlink r:id="rId15">
         <w:r>
           <w:rPr>
             <w:color w:val="0563C1"/>
@@ -359,11 +1199,12 @@
         <w:rPr>
           <w:rFonts w:ascii="Calibri" w:hAnsi="Calibri" w:eastAsia="Calibri"/>
           <w:b w:val="0"/>
+          <w:i w:val="0"/>
           <w:sz w:val="22"/>
         </w:rPr>
         <w:t xml:space="preserve">Решение Коллегии ЕЭК от 22.08.2023 № 120 (ДТС ЕАЭС): </w:t>
       </w:r>
-      <w:hyperlink r:id="rId12">
+      <w:hyperlink r:id="rId16">
         <w:r>
           <w:rPr>
             <w:color w:val="0563C1"/>
@@ -390,14 +1231,15 @@
         <w:tblLook w:firstColumn="1" w:firstRow="1" w:lastColumn="0" w:lastRow="0" w:noHBand="0" w:noVBand="1" w:val="04A0"/>
       </w:tblPr>
       <w:tblGrid>
-        <w:gridCol w:w="3175"/>
-        <w:gridCol w:w="3175"/>
-        <w:gridCol w:w="3175"/>
+        <w:gridCol w:w="2381"/>
+        <w:gridCol w:w="2381"/>
+        <w:gridCol w:w="2381"/>
+        <w:gridCol w:w="2381"/>
       </w:tblGrid>
       <w:tr>
         <w:tc>
           <w:tcPr>
-            <w:tcW w:type="dxa" w:w="3175"/>
+            <w:tcW w:type="dxa" w:w="2381"/>
             <w:shd w:fill="1F4E79" w:val="clear"/>
           </w:tcPr>
           <w:p>
@@ -406,6 +1248,7 @@
               <w:rPr>
                 <w:rFonts w:ascii="Calibri" w:hAnsi="Calibri" w:eastAsia="Calibri"/>
                 <w:b/>
+                <w:i w:val="0"/>
                 <w:color w:val="FFFFFF"/>
                 <w:sz w:val="20"/>
               </w:rPr>
@@ -415,7 +1258,7 @@
         </w:tc>
         <w:tc>
           <w:tcPr>
-            <w:tcW w:type="dxa" w:w="3175"/>
+            <w:tcW w:type="dxa" w:w="2381"/>
             <w:shd w:fill="1F4E79" w:val="clear"/>
           </w:tcPr>
           <w:p>
@@ -424,6 +1267,7 @@
               <w:rPr>
                 <w:rFonts w:ascii="Calibri" w:hAnsi="Calibri" w:eastAsia="Calibri"/>
                 <w:b/>
+                <w:i w:val="0"/>
                 <w:color w:val="FFFFFF"/>
                 <w:sz w:val="20"/>
               </w:rPr>
@@ -433,7 +1277,7 @@
         </w:tc>
         <w:tc>
           <w:tcPr>
-            <w:tcW w:type="dxa" w:w="3175"/>
+            <w:tcW w:type="dxa" w:w="2381"/>
             <w:shd w:fill="1F4E79" w:val="clear"/>
           </w:tcPr>
           <w:p>
@@ -442,6 +1286,7 @@
               <w:rPr>
                 <w:rFonts w:ascii="Calibri" w:hAnsi="Calibri" w:eastAsia="Calibri"/>
                 <w:b/>
+                <w:i w:val="0"/>
                 <w:color w:val="FFFFFF"/>
                 <w:sz w:val="20"/>
               </w:rPr>
@@ -449,11 +1294,10 @@
             </w:r>
           </w:p>
         </w:tc>
-      </w:tr>
-      <w:tr>
         <w:tc>
           <w:tcPr>
-            <w:tcW w:type="dxa" w:w="3175"/>
+            <w:tcW w:type="dxa" w:w="2381"/>
+            <w:shd w:fill="1F4E79" w:val="clear"/>
           </w:tcPr>
           <w:p>
             <w:r/>
@@ -461,6 +1305,27 @@
               <w:rPr>
                 <w:rFonts w:ascii="Calibri" w:hAnsi="Calibri" w:eastAsia="Calibri"/>
                 <w:b/>
+                <w:i w:val="0"/>
+                <w:color w:val="FFFFFF"/>
+                <w:sz w:val="20"/>
+              </w:rPr>
+              <w:t>Проверить</w:t>
+            </w:r>
+          </w:p>
+        </w:tc>
+      </w:tr>
+      <w:tr>
+        <w:tc>
+          <w:tcPr>
+            <w:tcW w:type="dxa" w:w="2381"/>
+          </w:tcPr>
+          <w:p>
+            <w:r/>
+            <w:r>
+              <w:rPr>
+                <w:rFonts w:ascii="Calibri" w:hAnsi="Calibri" w:eastAsia="Calibri"/>
+                <w:b/>
+                <w:i w:val="0"/>
                 <w:sz w:val="20"/>
               </w:rPr>
               <w:t>Юридическая сила</w:t>
@@ -469,7 +1334,7 @@
         </w:tc>
         <w:tc>
           <w:tcPr>
-            <w:tcW w:type="dxa" w:w="3175"/>
+            <w:tcW w:type="dxa" w:w="2381"/>
           </w:tcPr>
           <w:p>
             <w:r/>
@@ -477,6 +1342,7 @@
               <w:rPr>
                 <w:rFonts w:ascii="Calibri" w:hAnsi="Calibri" w:eastAsia="Calibri"/>
                 <w:b w:val="0"/>
+                <w:i w:val="0"/>
                 <w:sz w:val="20"/>
               </w:rPr>
               <w:t>Сила не отрицается только из‑за электронной формы; «надёжная» ЭП ≈ собственноручная / печать</w:t>
@@ -485,7 +1351,7 @@
         </w:tc>
         <w:tc>
           <w:tcPr>
-            <w:tcW w:type="dxa" w:w="3175"/>
+            <w:tcW w:type="dxa" w:w="2381"/>
           </w:tcPr>
           <w:p>
             <w:r/>
@@ -493,17 +1359,37 @@
               <w:rPr>
                 <w:rFonts w:ascii="Calibri" w:hAnsi="Calibri" w:eastAsia="Calibri"/>
                 <w:b w:val="0"/>
+                <w:i w:val="0"/>
                 <w:sz w:val="20"/>
               </w:rPr>
               <w:t>Эл. документ с ЭП признаётся при соблюдении вида подписи и закона/соглашения (63‑ФЗ)</w:t>
             </w:r>
           </w:p>
         </w:tc>
+        <w:tc>
+          <w:tcPr>
+            <w:tcW w:type="dxa" w:w="2381"/>
+          </w:tcPr>
+          <w:p>
+            <w:r/>
+            <w:hyperlink r:id="rId9">
+              <w:r>
+                <w:rPr>
+                  <w:color w:val="0563C1"/>
+                  <w:u w:val="single"/>
+                  <w:sz w:val="18"/>
+                  <w:rFonts w:ascii="Calibri" w:hAnsi="Calibri"/>
+                </w:rPr>
+                <w:t xml:space="preserve">Закон КНР «Об электронной подписи» (WIPO Lex)</w:t>
+              </w:r>
+            </w:hyperlink>
+          </w:p>
+        </w:tc>
       </w:tr>
       <w:tr>
         <w:tc>
           <w:tcPr>
-            <w:tcW w:type="dxa" w:w="3175"/>
+            <w:tcW w:type="dxa" w:w="2381"/>
           </w:tcPr>
           <w:p>
             <w:r/>
@@ -511,6 +1397,7 @@
               <w:rPr>
                 <w:rFonts w:ascii="Calibri" w:hAnsi="Calibri" w:eastAsia="Calibri"/>
                 <w:b/>
+                <w:i w:val="0"/>
                 <w:sz w:val="20"/>
               </w:rPr>
               <w:t>Модель подписи</w:t>
@@ -519,7 +1406,7 @@
         </w:tc>
         <w:tc>
           <w:tcPr>
-            <w:tcW w:type="dxa" w:w="3175"/>
+            <w:tcW w:type="dxa" w:w="2381"/>
           </w:tcPr>
           <w:p>
             <w:r/>
@@ -527,6 +1414,7 @@
               <w:rPr>
                 <w:rFonts w:ascii="Calibri" w:hAnsi="Calibri" w:eastAsia="Calibri"/>
                 <w:b w:val="0"/>
+                <w:i w:val="0"/>
                 <w:sz w:val="20"/>
               </w:rPr>
               <w:t>Договор сторон + критерии «надёжной» электронной подписи</w:t>
@@ -535,7 +1423,7 @@
         </w:tc>
         <w:tc>
           <w:tcPr>
-            <w:tcW w:type="dxa" w:w="3175"/>
+            <w:tcW w:type="dxa" w:w="2381"/>
           </w:tcPr>
           <w:p>
             <w:r/>
@@ -543,17 +1431,37 @@
               <w:rPr>
                 <w:rFonts w:ascii="Calibri" w:hAnsi="Calibri" w:eastAsia="Calibri"/>
                 <w:b w:val="0"/>
+                <w:i w:val="0"/>
                 <w:sz w:val="20"/>
               </w:rPr>
               <w:t>ПЭП / УНЭП / УКЭП</w:t>
             </w:r>
           </w:p>
         </w:tc>
+        <w:tc>
+          <w:tcPr>
+            <w:tcW w:type="dxa" w:w="2381"/>
+          </w:tcPr>
+          <w:p>
+            <w:r/>
+            <w:hyperlink r:id="rId13">
+              <w:r>
+                <w:rPr>
+                  <w:color w:val="0563C1"/>
+                  <w:u w:val="single"/>
+                  <w:sz w:val="18"/>
+                  <w:rFonts w:ascii="Calibri" w:hAnsi="Calibri"/>
+                </w:rPr>
+                <w:t xml:space="preserve">ФЗ от 06.04.2011 № 63‑ФЗ «Об электронной подписи»</w:t>
+              </w:r>
+            </w:hyperlink>
+          </w:p>
+        </w:tc>
       </w:tr>
       <w:tr>
         <w:tc>
           <w:tcPr>
-            <w:tcW w:type="dxa" w:w="3175"/>
+            <w:tcW w:type="dxa" w:w="2381"/>
           </w:tcPr>
           <w:p>
             <w:r/>
@@ -561,6 +1469,7 @@
               <w:rPr>
                 <w:rFonts w:ascii="Calibri" w:hAnsi="Calibri" w:eastAsia="Calibri"/>
                 <w:b/>
+                <w:i w:val="0"/>
                 <w:sz w:val="20"/>
               </w:rPr>
               <w:t>Инфраструктура доверия</w:t>
@@ -569,7 +1478,7 @@
         </w:tc>
         <w:tc>
           <w:tcPr>
-            <w:tcW w:type="dxa" w:w="3175"/>
+            <w:tcW w:type="dxa" w:w="2381"/>
           </w:tcPr>
           <w:p>
             <w:r/>
@@ -577,6 +1486,7 @@
               <w:rPr>
                 <w:rFonts w:ascii="Calibri" w:hAnsi="Calibri" w:eastAsia="Calibri"/>
                 <w:b w:val="0"/>
+                <w:i w:val="0"/>
                 <w:sz w:val="20"/>
               </w:rPr>
               <w:t>Лицензируемые поставщики услуг электронной сертификации</w:t>
@@ -585,7 +1495,7 @@
         </w:tc>
         <w:tc>
           <w:tcPr>
-            <w:tcW w:type="dxa" w:w="3175"/>
+            <w:tcW w:type="dxa" w:w="2381"/>
           </w:tcPr>
           <w:p>
             <w:r/>
@@ -593,17 +1503,37 @@
               <w:rPr>
                 <w:rFonts w:ascii="Calibri" w:hAnsi="Calibri" w:eastAsia="Calibri"/>
                 <w:b w:val="0"/>
+                <w:i w:val="0"/>
                 <w:sz w:val="20"/>
               </w:rPr>
               <w:t>Аккредитованные УЦ, операторы ЭДО, УЦ ФНС</w:t>
             </w:r>
           </w:p>
         </w:tc>
+        <w:tc>
+          <w:tcPr>
+            <w:tcW w:type="dxa" w:w="2381"/>
+          </w:tcPr>
+          <w:p>
+            <w:r/>
+            <w:hyperlink r:id="rId9">
+              <w:r>
+                <w:rPr>
+                  <w:color w:val="0563C1"/>
+                  <w:u w:val="single"/>
+                  <w:sz w:val="18"/>
+                  <w:rFonts w:ascii="Calibri" w:hAnsi="Calibri"/>
+                </w:rPr>
+                <w:t xml:space="preserve">Закон КНР «Об электронной подписи» (WIPO Lex)</w:t>
+              </w:r>
+            </w:hyperlink>
+          </w:p>
+        </w:tc>
       </w:tr>
       <w:tr>
         <w:tc>
           <w:tcPr>
-            <w:tcW w:type="dxa" w:w="3175"/>
+            <w:tcW w:type="dxa" w:w="2381"/>
           </w:tcPr>
           <w:p>
             <w:r/>
@@ -611,6 +1541,7 @@
               <w:rPr>
                 <w:rFonts w:ascii="Calibri" w:hAnsi="Calibri" w:eastAsia="Calibri"/>
                 <w:b/>
+                <w:i w:val="0"/>
                 <w:sz w:val="20"/>
               </w:rPr>
               <w:t>Трансграничность</w:t>
@@ -619,7 +1550,7 @@
         </w:tc>
         <w:tc>
           <w:tcPr>
-            <w:tcW w:type="dxa" w:w="3175"/>
+            <w:tcW w:type="dxa" w:w="2381"/>
           </w:tcPr>
           <w:p>
             <w:r/>
@@ -627,6 +1558,7 @@
               <w:rPr>
                 <w:rFonts w:ascii="Calibri" w:hAnsi="Calibri" w:eastAsia="Calibri"/>
                 <w:b w:val="0"/>
+                <w:i w:val="0"/>
                 <w:sz w:val="20"/>
               </w:rPr>
               <w:t>Иностранные сертификаты — по соглашению или взаимности после одобрения компетентного органа</w:t>
@@ -635,7 +1567,7 @@
         </w:tc>
         <w:tc>
           <w:tcPr>
-            <w:tcW w:type="dxa" w:w="3175"/>
+            <w:tcW w:type="dxa" w:w="2381"/>
           </w:tcPr>
           <w:p>
             <w:r/>
@@ -643,10 +1575,30 @@
               <w:rPr>
                 <w:rFonts w:ascii="Calibri" w:hAnsi="Calibri" w:eastAsia="Calibri"/>
                 <w:b w:val="0"/>
+                <w:i w:val="0"/>
                 <w:sz w:val="20"/>
               </w:rPr>
               <w:t>Ст. 7 63‑ФЗ, договоры сторон, ДТС ЕАЭС; 315‑ФЗ — УКЭП международных организаций</w:t>
             </w:r>
+          </w:p>
+        </w:tc>
+        <w:tc>
+          <w:tcPr>
+            <w:tcW w:type="dxa" w:w="2381"/>
+          </w:tcPr>
+          <w:p>
+            <w:r/>
+            <w:hyperlink r:id="rId13">
+              <w:r>
+                <w:rPr>
+                  <w:color w:val="0563C1"/>
+                  <w:u w:val="single"/>
+                  <w:sz w:val="18"/>
+                  <w:rFonts w:ascii="Calibri" w:hAnsi="Calibri"/>
+                </w:rPr>
+                <w:t xml:space="preserve">Ст. 7 63‑ФЗ — признание иностранных электронных подписей</w:t>
+              </w:r>
+            </w:hyperlink>
           </w:p>
         </w:tc>
       </w:tr>
@@ -660,6 +1612,7 @@
         <w:rPr>
           <w:rFonts w:ascii="Calibri" w:hAnsi="Calibri" w:eastAsia="Calibri"/>
           <w:b w:val="0"/>
+          <w:i w:val="0"/>
           <w:sz w:val="24"/>
         </w:rPr>
         <w:t>Сходство с РФ: критерии надёжности + роль удостоверяющих/сертификационных центров; осторожное признание иностранной ЭП.</w:t>
@@ -673,6 +1626,7 @@
         <w:rPr>
           <w:rFonts w:ascii="Calibri" w:hAnsi="Calibri" w:eastAsia="Calibri"/>
           <w:b w:val="0"/>
+          <w:i w:val="0"/>
           <w:sz w:val="24"/>
         </w:rPr>
         <w:t>Сходство: есть явные исключения для юридически чувствительных актов (в РФ — в т.ч. п. 3 ст. 22.1 ТК РФ и отраслевые запреты).</w:t>
@@ -686,6 +1640,7 @@
         <w:rPr>
           <w:rFonts w:ascii="Calibri" w:hAnsi="Calibri" w:eastAsia="Calibri"/>
           <w:b w:val="0"/>
+          <w:i w:val="0"/>
           <w:sz w:val="24"/>
         </w:rPr>
         <w:t>Отличие: Китай быстрее закрыл пробел электронных товарораспорядительных документов (морской кодекс + положения CAC с 01.09.2026).</w:t>
@@ -699,10 +1654,142 @@
         <w:rPr>
           <w:rFonts w:ascii="Calibri" w:hAnsi="Calibri" w:eastAsia="Calibri"/>
           <w:b w:val="0"/>
+          <w:i w:val="0"/>
           <w:sz w:val="24"/>
         </w:rPr>
         <w:t>Отличие: в РФ иерархия трёх видов ЭП кодифицирована жёстче; в КНР акцент на «надёжной» подписи и соглашении сторон.</w:t>
       </w:r>
+    </w:p>
+    <w:p>
+      <w:pPr>
+        <w:spacing w:before="0" w:after="200"/>
+      </w:pPr>
+      <w:r>
+        <w:rPr>
+          <w:rFonts w:ascii="Calibri" w:hAnsi="Calibri" w:eastAsia="Calibri"/>
+          <w:b w:val="0"/>
+          <w:i/>
+          <w:color w:val="535353"/>
+          <w:sz w:val="18"/>
+        </w:rPr>
+        <w:t xml:space="preserve">Проверить: </w:t>
+      </w:r>
+      <w:hyperlink r:id="rId9">
+        <w:r>
+          <w:rPr>
+            <w:color w:val="0563C1"/>
+            <w:u w:val="single"/>
+            <w:sz w:val="18"/>
+            <w:rFonts w:ascii="Calibri" w:hAnsi="Calibri"/>
+          </w:rPr>
+          <w:t xml:space="preserve">Закон КНР «Об электронной подписи» (WIPO Lex)</w:t>
+        </w:r>
+      </w:hyperlink>
+      <w:r>
+        <w:rPr>
+          <w:rFonts w:ascii="Calibri" w:hAnsi="Calibri" w:eastAsia="Calibri"/>
+          <w:b w:val="0"/>
+          <w:i w:val="0"/>
+          <w:color w:val="535353"/>
+          <w:sz w:val="18"/>
+        </w:rPr>
+        <w:t xml:space="preserve">  ·  </w:t>
+      </w:r>
+      <w:hyperlink r:id="rId10">
+        <w:r>
+          <w:rPr>
+            <w:color w:val="0563C1"/>
+            <w:u w:val="single"/>
+            <w:sz w:val="18"/>
+            <w:rFonts w:ascii="Calibri" w:hAnsi="Calibri"/>
+          </w:rPr>
+          <w:t xml:space="preserve">Положения CAC о электронных документах (анонс, 2026)</w:t>
+        </w:r>
+      </w:hyperlink>
+      <w:r>
+        <w:rPr>
+          <w:rFonts w:ascii="Calibri" w:hAnsi="Calibri" w:eastAsia="Calibri"/>
+          <w:b w:val="0"/>
+          <w:i w:val="0"/>
+          <w:color w:val="535353"/>
+          <w:sz w:val="18"/>
+        </w:rPr>
+        <w:t xml:space="preserve">  ·  </w:t>
+      </w:r>
+      <w:hyperlink r:id="rId11">
+        <w:r>
+          <w:rPr>
+            <w:color w:val="0563C1"/>
+            <w:u w:val="single"/>
+            <w:sz w:val="18"/>
+            <w:rFonts w:ascii="Calibri" w:hAnsi="Calibri"/>
+          </w:rPr>
+          <w:t xml:space="preserve">Reed Smith: China electronic documents provisions, effective 1 September 2026</w:t>
+        </w:r>
+      </w:hyperlink>
+      <w:r>
+        <w:rPr>
+          <w:rFonts w:ascii="Calibri" w:hAnsi="Calibri" w:eastAsia="Calibri"/>
+          <w:b w:val="0"/>
+          <w:i w:val="0"/>
+          <w:color w:val="535353"/>
+          <w:sz w:val="18"/>
+        </w:rPr>
+        <w:t xml:space="preserve">  ·  </w:t>
+      </w:r>
+      <w:hyperlink r:id="rId12">
+        <w:r>
+          <w:rPr>
+            <w:color w:val="0563C1"/>
+            <w:u w:val="single"/>
+            <w:sz w:val="18"/>
+            <w:rFonts w:ascii="Calibri" w:hAnsi="Calibri"/>
+          </w:rPr>
+          <w:t xml:space="preserve">UNCITRAL: статус MLETR (включая Китай, 2025)</w:t>
+        </w:r>
+      </w:hyperlink>
+      <w:r>
+        <w:rPr>
+          <w:rFonts w:ascii="Calibri" w:hAnsi="Calibri" w:eastAsia="Calibri"/>
+          <w:b w:val="0"/>
+          <w:i w:val="0"/>
+          <w:color w:val="535353"/>
+          <w:sz w:val="18"/>
+        </w:rPr>
+        <w:t xml:space="preserve">  ·  </w:t>
+      </w:r>
+      <w:hyperlink r:id="rId13">
+        <w:r>
+          <w:rPr>
+            <w:color w:val="0563C1"/>
+            <w:u w:val="single"/>
+            <w:sz w:val="18"/>
+            <w:rFonts w:ascii="Calibri" w:hAnsi="Calibri"/>
+          </w:rPr>
+          <w:t xml:space="preserve">ФЗ от 06.04.2011 № 63‑ФЗ «Об электронной подписи»</w:t>
+        </w:r>
+      </w:hyperlink>
+      <w:r>
+        <w:rPr>
+          <w:rFonts w:ascii="Calibri" w:hAnsi="Calibri" w:eastAsia="Calibri"/>
+          <w:b w:val="0"/>
+          <w:i w:val="0"/>
+          <w:color w:val="535353"/>
+          <w:sz w:val="18"/>
+        </w:rPr>
+        <w:t xml:space="preserve">  ·  </w:t>
+      </w:r>
+      <w:hyperlink r:id="rId14">
+        <w:r>
+          <w:rPr>
+            <w:color w:val="0563C1"/>
+            <w:u w:val="single"/>
+            <w:sz w:val="18"/>
+            <w:rFonts w:ascii="Calibri" w:hAnsi="Calibri"/>
+          </w:rPr>
+          <w:t xml:space="preserve">ТК РФ, ст. 22.1–22.3 (кадровый ЭДО)</w:t>
+        </w:r>
+      </w:hyperlink>
     </w:p>
     <w:p>
       <w:pPr>
@@ -720,6 +1807,7 @@
         <w:rPr>
           <w:rFonts w:ascii="Calibri" w:hAnsi="Calibri" w:eastAsia="Calibri"/>
           <w:b w:val="0"/>
+          <w:i w:val="0"/>
           <w:sz w:val="24"/>
         </w:rPr>
         <w:t>Системный короткий перечень исключений электронной формы в гражданском обороте (семейное, наследственное, недвижимость и т.п.), регулярно обновляемый.</w:t>
@@ -733,6 +1821,7 @@
         <w:rPr>
           <w:rFonts w:ascii="Calibri" w:hAnsi="Calibri" w:eastAsia="Calibri"/>
           <w:b w:val="0"/>
+          <w:i w:val="0"/>
           <w:sz w:val="24"/>
         </w:rPr>
         <w:t>Отдельный режим электронных транспортных документов / коносаментов — Китай здесь с 2026 уже в группе лидеров вместе с Сингапуром, UK и Францией.</w:t>
@@ -746,10 +1835,121 @@
         <w:rPr>
           <w:rFonts w:ascii="Calibri" w:hAnsi="Calibri" w:eastAsia="Calibri"/>
           <w:b w:val="0"/>
+          <w:i w:val="0"/>
           <w:sz w:val="24"/>
         </w:rPr>
         <w:t>Критерии надёжности системы (целостность, контроль доступа, аудит, disaster recovery) как доказательственный стандарт, а не только вид подписи.</w:t>
       </w:r>
+    </w:p>
+    <w:p>
+      <w:pPr>
+        <w:spacing w:before="0" w:after="200"/>
+      </w:pPr>
+      <w:r>
+        <w:rPr>
+          <w:rFonts w:ascii="Calibri" w:hAnsi="Calibri" w:eastAsia="Calibri"/>
+          <w:b w:val="0"/>
+          <w:i/>
+          <w:color w:val="535353"/>
+          <w:sz w:val="18"/>
+        </w:rPr>
+        <w:t xml:space="preserve">Проверить: </w:t>
+      </w:r>
+      <w:hyperlink r:id="rId9">
+        <w:r>
+          <w:rPr>
+            <w:color w:val="0563C1"/>
+            <w:u w:val="single"/>
+            <w:sz w:val="18"/>
+            <w:rFonts w:ascii="Calibri" w:hAnsi="Calibri"/>
+          </w:rPr>
+          <w:t xml:space="preserve">Закон КНР «Об электронной подписи» (WIPO Lex)</w:t>
+        </w:r>
+      </w:hyperlink>
+      <w:r>
+        <w:rPr>
+          <w:rFonts w:ascii="Calibri" w:hAnsi="Calibri" w:eastAsia="Calibri"/>
+          <w:b w:val="0"/>
+          <w:i w:val="0"/>
+          <w:color w:val="535353"/>
+          <w:sz w:val="18"/>
+        </w:rPr>
+        <w:t xml:space="preserve">  ·  </w:t>
+      </w:r>
+      <w:hyperlink r:id="rId10">
+        <w:r>
+          <w:rPr>
+            <w:color w:val="0563C1"/>
+            <w:u w:val="single"/>
+            <w:sz w:val="18"/>
+            <w:rFonts w:ascii="Calibri" w:hAnsi="Calibri"/>
+          </w:rPr>
+          <w:t xml:space="preserve">Положения CAC о электронных документах (анонс, 2026)</w:t>
+        </w:r>
+      </w:hyperlink>
+      <w:r>
+        <w:rPr>
+          <w:rFonts w:ascii="Calibri" w:hAnsi="Calibri" w:eastAsia="Calibri"/>
+          <w:b w:val="0"/>
+          <w:i w:val="0"/>
+          <w:color w:val="535353"/>
+          <w:sz w:val="18"/>
+        </w:rPr>
+        <w:t xml:space="preserve">  ·  </w:t>
+      </w:r>
+      <w:hyperlink r:id="rId11">
+        <w:r>
+          <w:rPr>
+            <w:color w:val="0563C1"/>
+            <w:u w:val="single"/>
+            <w:sz w:val="18"/>
+            <w:rFonts w:ascii="Calibri" w:hAnsi="Calibri"/>
+          </w:rPr>
+          <w:t xml:space="preserve">Reed Smith: China electronic documents provisions, effective 1 September 2026</w:t>
+        </w:r>
+      </w:hyperlink>
+      <w:r>
+        <w:rPr>
+          <w:rFonts w:ascii="Calibri" w:hAnsi="Calibri" w:eastAsia="Calibri"/>
+          <w:b w:val="0"/>
+          <w:i w:val="0"/>
+          <w:color w:val="535353"/>
+          <w:sz w:val="18"/>
+        </w:rPr>
+        <w:t xml:space="preserve">  ·  </w:t>
+      </w:r>
+      <w:hyperlink r:id="rId12">
+        <w:r>
+          <w:rPr>
+            <w:color w:val="0563C1"/>
+            <w:u w:val="single"/>
+            <w:sz w:val="18"/>
+            <w:rFonts w:ascii="Calibri" w:hAnsi="Calibri"/>
+          </w:rPr>
+          <w:t xml:space="preserve">UNCITRAL: статус MLETR (включая Китай, 2025)</w:t>
+        </w:r>
+      </w:hyperlink>
+      <w:r>
+        <w:rPr>
+          <w:rFonts w:ascii="Calibri" w:hAnsi="Calibri" w:eastAsia="Calibri"/>
+          <w:b w:val="0"/>
+          <w:i w:val="0"/>
+          <w:color w:val="535353"/>
+          <w:sz w:val="18"/>
+        </w:rPr>
+        <w:t xml:space="preserve">  ·  </w:t>
+      </w:r>
+      <w:hyperlink r:id="rId14">
+        <w:r>
+          <w:rPr>
+            <w:color w:val="0563C1"/>
+            <w:u w:val="single"/>
+            <w:sz w:val="18"/>
+            <w:rFonts w:ascii="Calibri" w:hAnsi="Calibri"/>
+          </w:rPr>
+          <w:t xml:space="preserve">ТК РФ, ст. 22.1–22.3 (кадровый ЭДО)</w:t>
+        </w:r>
+      </w:hyperlink>
     </w:p>
     <w:p>
       <w:pPr>
@@ -767,6 +1967,7 @@
         <w:rPr>
           <w:rFonts w:ascii="Calibri" w:hAnsi="Calibri" w:eastAsia="Calibri"/>
           <w:b w:val="0"/>
+          <w:i w:val="0"/>
           <w:sz w:val="24"/>
         </w:rPr>
         <w:t>Копировать модель «иностранный сертификат только после одобрения органа» как единственный канал — для ЕАЭС у РФ уже есть ДТС.</w:t>
@@ -780,10 +1981,100 @@
         <w:rPr>
           <w:rFonts w:ascii="Calibri" w:hAnsi="Calibri" w:eastAsia="Calibri"/>
           <w:b w:val="0"/>
+          <w:i w:val="0"/>
           <w:sz w:val="24"/>
         </w:rPr>
         <w:t>Смешивать режим электронных коносаментов с кадровым или бухгалтерским ЭДО.</w:t>
       </w:r>
+    </w:p>
+    <w:p>
+      <w:pPr>
+        <w:spacing w:before="0" w:after="200"/>
+      </w:pPr>
+      <w:r>
+        <w:rPr>
+          <w:rFonts w:ascii="Calibri" w:hAnsi="Calibri" w:eastAsia="Calibri"/>
+          <w:b w:val="0"/>
+          <w:i/>
+          <w:color w:val="535353"/>
+          <w:sz w:val="18"/>
+        </w:rPr>
+        <w:t xml:space="preserve">Проверить: </w:t>
+      </w:r>
+      <w:hyperlink r:id="rId9">
+        <w:r>
+          <w:rPr>
+            <w:color w:val="0563C1"/>
+            <w:u w:val="single"/>
+            <w:sz w:val="18"/>
+            <w:rFonts w:ascii="Calibri" w:hAnsi="Calibri"/>
+          </w:rPr>
+          <w:t xml:space="preserve">Закон КНР «Об электронной подписи» (WIPO Lex)</w:t>
+        </w:r>
+      </w:hyperlink>
+      <w:r>
+        <w:rPr>
+          <w:rFonts w:ascii="Calibri" w:hAnsi="Calibri" w:eastAsia="Calibri"/>
+          <w:b w:val="0"/>
+          <w:i w:val="0"/>
+          <w:color w:val="535353"/>
+          <w:sz w:val="18"/>
+        </w:rPr>
+        <w:t xml:space="preserve">  ·  </w:t>
+      </w:r>
+      <w:hyperlink r:id="rId10">
+        <w:r>
+          <w:rPr>
+            <w:color w:val="0563C1"/>
+            <w:u w:val="single"/>
+            <w:sz w:val="18"/>
+            <w:rFonts w:ascii="Calibri" w:hAnsi="Calibri"/>
+          </w:rPr>
+          <w:t xml:space="preserve">Положения CAC о электронных документах (анонс, 2026)</w:t>
+        </w:r>
+      </w:hyperlink>
+      <w:r>
+        <w:rPr>
+          <w:rFonts w:ascii="Calibri" w:hAnsi="Calibri" w:eastAsia="Calibri"/>
+          <w:b w:val="0"/>
+          <w:i w:val="0"/>
+          <w:color w:val="535353"/>
+          <w:sz w:val="18"/>
+        </w:rPr>
+        <w:t xml:space="preserve">  ·  </w:t>
+      </w:r>
+      <w:hyperlink r:id="rId11">
+        <w:r>
+          <w:rPr>
+            <w:color w:val="0563C1"/>
+            <w:u w:val="single"/>
+            <w:sz w:val="18"/>
+            <w:rFonts w:ascii="Calibri" w:hAnsi="Calibri"/>
+          </w:rPr>
+          <w:t xml:space="preserve">Reed Smith: China electronic documents provisions, effective 1 September 2026</w:t>
+        </w:r>
+      </w:hyperlink>
+      <w:r>
+        <w:rPr>
+          <w:rFonts w:ascii="Calibri" w:hAnsi="Calibri" w:eastAsia="Calibri"/>
+          <w:b w:val="0"/>
+          <w:i w:val="0"/>
+          <w:color w:val="535353"/>
+          <w:sz w:val="18"/>
+        </w:rPr>
+        <w:t xml:space="preserve">  ·  </w:t>
+      </w:r>
+      <w:hyperlink r:id="rId12">
+        <w:r>
+          <w:rPr>
+            <w:color w:val="0563C1"/>
+            <w:u w:val="single"/>
+            <w:sz w:val="18"/>
+            <w:rFonts w:ascii="Calibri" w:hAnsi="Calibri"/>
+          </w:rPr>
+          <w:t xml:space="preserve">UNCITRAL: статус MLETR (включая Китай, 2025)</w:t>
+        </w:r>
+      </w:hyperlink>
     </w:p>
     <w:p>
       <w:pPr>
@@ -801,11 +2092,12 @@
         <w:rPr>
           <w:rFonts w:ascii="Calibri" w:hAnsi="Calibri" w:eastAsia="Calibri"/>
           <w:b w:val="0"/>
+          <w:i w:val="0"/>
           <w:sz w:val="22"/>
         </w:rPr>
         <w:t xml:space="preserve">Закон КНР «Об электронной подписи» (WIPO Lex): </w:t>
       </w:r>
-      <w:hyperlink r:id="rId13">
+      <w:hyperlink r:id="rId9">
         <w:r>
           <w:rPr>
             <w:color w:val="0563C1"/>
@@ -825,11 +2117,12 @@
         <w:rPr>
           <w:rFonts w:ascii="Calibri" w:hAnsi="Calibri" w:eastAsia="Calibri"/>
           <w:b w:val="0"/>
+          <w:i w:val="0"/>
           <w:sz w:val="22"/>
         </w:rPr>
         <w:t xml:space="preserve">Положения CAC о электронных документах (анонс, 2026): </w:t>
       </w:r>
-      <w:hyperlink r:id="rId14">
+      <w:hyperlink r:id="rId10">
         <w:r>
           <w:rPr>
             <w:color w:val="0563C1"/>
@@ -849,11 +2142,12 @@
         <w:rPr>
           <w:rFonts w:ascii="Calibri" w:hAnsi="Calibri" w:eastAsia="Calibri"/>
           <w:b w:val="0"/>
+          <w:i w:val="0"/>
           <w:sz w:val="22"/>
         </w:rPr>
         <w:t xml:space="preserve">Reed Smith: China electronic documents provisions, effective 1 September 2026: </w:t>
       </w:r>
-      <w:hyperlink r:id="rId15">
+      <w:hyperlink r:id="rId11">
         <w:r>
           <w:rPr>
             <w:color w:val="0563C1"/>
@@ -873,11 +2167,12 @@
         <w:rPr>
           <w:rFonts w:ascii="Calibri" w:hAnsi="Calibri" w:eastAsia="Calibri"/>
           <w:b w:val="0"/>
+          <w:i w:val="0"/>
           <w:sz w:val="22"/>
         </w:rPr>
         <w:t xml:space="preserve">UNCITRAL: статус MLETR (включая Китай, 2025): </w:t>
       </w:r>
-      <w:hyperlink r:id="rId16">
+      <w:hyperlink r:id="rId12">
         <w:r>
           <w:rPr>
             <w:color w:val="0563C1"/>
